--- a/assets/cases/Northbridge_Supply_Chain_Finance_Case.docx
+++ b/assets/cases/Northbridge_Supply_Chain_Finance_Case.docx
@@ -115,7 +115,10 @@
         <w:spacing w:after="40"/>
       </w:pPr>
       <w:r>
-        <w:t>Northbridge manufactured pumps, controls, and thermal-management assemblies for data centers, food processors, hospitals, and advanced manufacturing plants. Annual revenue had reached $2.8 billion, and its order backlog was the highest in company history. Yet cash conversion had deteriorated. Customers were requesting longer payment terms, inventories had risen to protect against shipping disruptions, and new tariffs had raised the cost of imported motors, electronic controls, and specialty metals. The company had remained profitable, but cash was being absorbed faster than earnings suggested.</w:t>
+        <w:t>Northbridge manufactured pumps, controls, and thermal-management assemblies for data centers, food processors, hospitals, and advanced manufacturing plants. Annual revenue had reached $2.8 billion, and its order backlog was the highest in company history. Yet cash conversion had deteriorated. Customers were requesting longer payment terms, inventories had risen to protect against shipping disruptions, and new tariffs had raised the cost of imported motors, electronic controls, and specialty metals. The comp</w:t>
+      </w:r>
+      <w:r>
+        <w:t>any had remained profitable, but cash was being absorbed faster than earnings suggested.</w:t>
       </w:r>
     </w:p>
     <w:p>
@@ -123,7 +126,10 @@
         <w:spacing w:after="40"/>
       </w:pPr>
       <w:r>
-        <w:t>The problem extended beyond one supplier. Procurement had identified 47 suppliers as operationally critical and financially vulnerable. Together they represented only 18% of annual purchasing, but they supplied parts for 63% of Northbridge’s finished products. Several lacked access to inexpensive bank credit. Others used revolving lines with variable rates, personal guarantees, or online lenders. When Northbridge extended its standard terms from 60 to 75 days the previous year, many suppliers accepted the change without protest. Now procurement managers were reporting delayed tooling purchases, reduced overtime, and requests for price increases.</w:t>
+        <w:t>The problem extended beyond one supplier. Procurement had identified 47 suppliers as operationally critical and financially vulnerable. Together they represented only 18% of annual purchasing, but they supplied parts for 63% of Northbridge’s finished products. Several lacked access to inexpensive bank credit. Others used revolving lines with variable rates, personal guarantees, or online lenders. When Northbridge extended its standard terms from 60 to 75 days the previous year, many suppliers accepted the c</w:t>
+      </w:r>
+      <w:r>
+        <w:t>hange without protest. Now procurement managers were reporting delayed tooling purchases, reduced overtime, and requests for price increases.</w:t>
       </w:r>
     </w:p>
     <w:p>
@@ -131,7 +137,10 @@
         <w:spacing w:after="40"/>
       </w:pPr>
       <w:r>
-        <w:t>The broader market offered little comfort. The Federal Reserve Banks’ 2026 small-business survey reported that 60% of firms had applied for financing during the prior year, often to meet operating expenses, and only 42% of applicants received the full amount they sought. Manufacturing firms were also among those most likely to report tariff-related cost pressure. At the same time, supply-chain finance was expanding rapidly: a 2025 Secured Finance Network study estimated that roughly 12% of U.S. trade receivables were financed through such arrangements, representing about $2.56 trillion in annual activity.</w:t>
+        <w:t>The broader market offered little comfort. The Federal Reserve Banks’ 2026 small-business survey reported that 60% of firms had applied for financing during the prior year, often to meet operating expenses, and only 42% of applicants received the full amount they sought. Manufacturing firms were also among those most likely to report tariff-related cost pressure. At the same time, supply-chain finance was expanding rapidly: a 2025 Secured Finance Network study estimated that roughly 12% of U.S. trade receiv</w:t>
+      </w:r>
+      <w:r>
+        <w:t>ables were financed through such arrangements, representing about $2.56 trillion in annual activity.</w:t>
       </w:r>
     </w:p>
     <w:p>
@@ -1092,7 +1101,10 @@
         <w:spacing w:after="40"/>
       </w:pPr>
       <w:r>
-        <w:t>The bank argued that the program could improve both sides of the relationship. Suppliers could receive cash within days rather than waiting 75 or 90 days. Northbridge could preserve or even lengthen its payment terms without forcing suppliers to finance the delay at their own borrowing rates. Automated invoice approval might also reduce disputes and administrative effort. The bank proposed an initial limit of $350 million in approved invoices and estimated annual program fees to Northbridge of $2.4 million, excluding the discount paid by participating suppliers.</w:t>
+        <w:t>The bank argued that the program could improve both sides of the relationship. Suppliers could receive cash within days rather than waiting 75 or 90 days. Northbridge could preserve or even lengthen its payment terms without forcing suppliers to finance the delay at their own borrowing rates. Automated invoice approval might also reduce disputes and administrative effort. The bank proposed an initial limit of $350 million in approved invoices and estimated annual program fees to Northbridge of $2.4 million,</w:t>
+      </w:r>
+      <w:r>
+        <w:t xml:space="preserve"> excluding the discount paid by participating suppliers.</w:t>
       </w:r>
     </w:p>
     <w:p>
@@ -1100,7 +1112,10 @@
         <w:spacing w:after="40"/>
       </w:pPr>
       <w:r>
-        <w:t>Chen saw several complications. The bank would accept only suppliers that passed know-your-customer, sanctions, fraud, and credit screens. Small suppliers with weak records might be excluded even when they were most in need. Suppliers could interpret the program as pressure to accept longer terms. Northbridge would need to provide invoice and supplier data through a new platform, creating cybersecurity and implementation risks. Accounting rules required additional disclosure of supplier-finance obligations, and analysts might view a growing program as debt-like even if it remained classified within trade payables.</w:t>
+        <w:t>Chen saw several complications. The bank would accept only suppliers that passed know-your-customer, sanctions, fraud, and credit screens. Small suppliers with weak records might be excluded even when they were most in need. Suppliers could interpret the program as pressure to accept longer terms. Northbridge would need to provide invoice and supplier data through a new platform, creating cybersecurity and implementation risks. Accounting rules required additional disclosure of supplier-finance obligations,</w:t>
+      </w:r>
+      <w:r>
+        <w:t xml:space="preserve"> and analysts might view a growing program as debt-like even if it remained classified within trade payables.</w:t>
       </w:r>
     </w:p>
     <w:p>
@@ -2046,7 +2061,10 @@
         <w:spacing w:after="40"/>
       </w:pPr>
       <w:r>
-        <w:t>Treasury viewed the supplier-finance proposal as one element of a larger financial-risk problem. Northbridge purchased components in euros, yen, Mexican pesos, and U.S. dollars. It carried approximately $410 million of inventory in transit or at third-party warehouses. Sales to two large international customers were insured against nonpayment, but most domestic receivables were not. The company had marine cargo coverage, property coverage, and a limited political-risk policy for one Asian sourcing corridor. Coverage had been assembled over time by different business units, and no one could show whether the portfolio matched the company’s current exposure.</w:t>
+        <w:t>Treasury viewed the supplier-finance proposal as one element of a larger financial-risk problem. Northbridge purchased components in euros, yen, Mexican pesos, and U.S. dollars. It carried approximately $410 million of inventory in transit or at third-party warehouses. Sales to two large international customers were insured against nonpayment, but most domestic receivables were not. The company had marine cargo coverage, property coverage, and a limited political-risk policy for one Asian sourcing corridor.</w:t>
+      </w:r>
+      <w:r>
+        <w:t xml:space="preserve"> Coverage had been assembled over time by different business units, and no one could show whether the portfolio matched the company’s current exposure.</w:t>
       </w:r>
     </w:p>
     <w:p>
@@ -2054,7 +2072,10 @@
         <w:spacing w:after="40"/>
       </w:pPr>
       <w:r>
-        <w:t>The recent tariff changes had altered the cash profile of imported purchases. Customs duties had to be paid when goods entered the country, often weeks before Northbridge collected cash from customers. Procurement could shift some purchases to Mexico or domestic suppliers, but qualification could take six to eighteen months and might require new tooling. Buying additional inventory before future tariff increases could protect margins and production, but it would consume cash and raise the risk of obsolescence.</w:t>
+        <w:t>The recent tariff changes had altered the cash profile of imported purchases. Customs duties had to be paid when goods entered the country, often weeks before Northbridge collected cash from customers. Procurement could shift some purchases to Mexico or domestic suppliers, but qualification could take six to eighteen months and might require new tooling. Buying additional inventory before future tariff increases could protect margins and production, but it would consume cash and raise the risk of obsolescen</w:t>
+      </w:r>
+      <w:r>
+        <w:t>ce.</w:t>
       </w:r>
     </w:p>
     <w:p>
@@ -2707,7 +2728,6 @@
         <w:pStyle w:val="Heading1"/>
       </w:pPr>
       <w:r>
-        <w:lastRenderedPageBreak/>
         <w:t>Different Functions, Different Definitions of Success</w:t>
       </w:r>
     </w:p>
@@ -2724,7 +2744,10 @@
         <w:spacing w:after="40"/>
       </w:pPr>
       <w:r>
-        <w:t>Operations disagreed with a size-based rollout. Some of the largest suppliers had many customers and ready access to capital, while small specialized firms created the most serious continuity risk. Operations wanted a vulnerability score combining financial health, part uniqueness, inventory coverage, qualification time, and revenue at risk. It also wanted Northbridge to maintain a separate emergency fund for tooling, raw materials, or temporary prepayments when a critical supplier could not qualify for the bank program.</w:t>
+        <w:t>Operations disagreed with a size-based rollout. Some of the largest suppliers had many customers and ready access to capital, while small specialized firms created the most serious continuity risk. Operations wanted a vulnerability score combining financial health, part uniqueness, inventory coverage, qualification time, and revenue at risk. It also wanted Northbridge to maintain a separate emergency fund for tooling, raw materials, or temporary prepayments when a critical supplier could not qualify for the</w:t>
+      </w:r>
+      <w:r>
+        <w:t xml:space="preserve"> bank program.</w:t>
       </w:r>
     </w:p>
     <w:p>
@@ -2732,7 +2755,10 @@
         <w:spacing w:after="40"/>
       </w:pPr>
       <w:r>
-        <w:t>Treasury wanted to protect Northbridge’s own liquidity. The company was planning a $240 million plant expansion and had promised the board that net debt would remain below 2.0 times EBITDA. Treasury proposed extending standard terms to 90 days for all suppliers eligible for early payment, while maintaining 45- or 60-day terms for vulnerable suppliers that could not participate. This would maximize cash retention, but procurement warned that suppliers might see it as using the bank to impose still longer terms.</w:t>
+        <w:t>Treasury wanted to protect Northbridge’s own liquidity. The company was planning a $240 million plant expansion and had promised the board that net debt would remain below 2.0 times EBITDA. Treasury proposed extending standard terms to 90 days for all suppliers eligible for early payment, while maintaining 45- or 60-day terms for vulnerable suppliers that could not participate. This would maximize cash retention, but procurement warned that suppliers might see it as using the bank to impose still longer ter</w:t>
+      </w:r>
+      <w:r>
+        <w:t>ms.</w:t>
       </w:r>
     </w:p>
     <w:p>
@@ -3305,7 +3331,10 @@
         <w:spacing w:after="40"/>
       </w:pPr>
       <w:r>
-        <w:t>The company also lacked a reliable measure of supplier financial health. Procurement collected annual questionnaires, commercial credit scores, quality results, delivery performance, and informal observations from buyers. These sources sometimes conflicted. One supplier with a weak credit score had never missed a shipment in twelve years. Another with strong financial statements had recently lost its plant manager and was struggling with labor turnover. Chen wondered whether Northbridge should ask suppliers directly about cash needs, but procurement feared that suppliers would either hide distress or exaggerate it to obtain favorable treatment.</w:t>
+        <w:t>The company also lacked a reliable measure of supplier financial health. Procurement collected annual questionnaires, commercial credit scores, quality results, delivery performance, and informal observations from buyers. These sources sometimes conflicted. One supplier with a weak credit score had never missed a shipment in twelve years. Another with strong financial statements had recently lost its plant manager and was struggling with labor turnover. Chen wondered whether Northbridge should ask suppliers</w:t>
+      </w:r>
+      <w:r>
+        <w:t xml:space="preserve"> directly about cash needs, but procurement feared that suppliers would either hide distress or exaggerate it to obtain favorable treatment.</w:t>
       </w:r>
     </w:p>
     <w:p>
@@ -3321,7 +3350,6 @@
         <w:pStyle w:val="Heading2"/>
       </w:pPr>
       <w:r>
-        <w:lastRenderedPageBreak/>
         <w:t>Exhibit 5. Invoice and Supplier-Risk Indicators</w:t>
       </w:r>
     </w:p>
@@ -3894,7 +3922,10 @@
         <w:spacing w:after="40"/>
       </w:pPr>
       <w:r>
-        <w:t>Chen’s team produced a downside scenario in which customer demand declined 12%, one major customer paid 45 days late, and tariff costs rose by another $38 million. Under that scenario, Northbridge’s available liquidity could fall below the internal minimum unless it delayed the plant expansion, drew on its revolver, or extended supplier terms. A different scenario assumed strong demand but the failure of two critical suppliers, causing production delays and premium freight. In that case, preserving Northbridge’s cash would offer little comfort if the company could not ship finished products.</w:t>
+        <w:t>Chen’s team produced a downside scenario in which customer demand declined 12%, one major customer paid 45 days late, and tariff costs rose by another $38 million. Under that scenario, Northbridge’s available liquidity could fall below the internal minimum unless it delayed the plant expansion, drew on its revolver, or extended supplier terms. A different scenario assumed strong demand but the failure of two critical suppliers, causing production delays and premium freight. In that case, preserving Northbri</w:t>
+      </w:r>
+      <w:r>
+        <w:t>dge’s cash would offer little comfort if the company could not ship finished products.</w:t>
       </w:r>
     </w:p>
     <w:p>
@@ -3902,7 +3933,10 @@
         <w:spacing w:after="40"/>
       </w:pPr>
       <w:r>
-        <w:t>No option separated financial performance from operational consequences. Paying suppliers faster could strengthen the network but weaken Northbridge’s own cash position. Extending terms could improve reported working capital but transfer risk to firms with less access to credit. Insurance and hedging could reduce selected exposures while introducing premiums, deductibles, basis risk, and contractual complexity. Holding more cash would improve resilience but compete with dividends, debt reduction, automation, and plant investment.</w:t>
+        <w:t>No option separated financial performance from operational consequences. Paying suppliers faster could strengthen the network but weaken Northbridge’s own cash position. Extending terms could improve reported working capital but transfer risk to firms with less access to credit. Insurance and hedging could reduce selected exposures while introducing premiums, deductibles, basis risk, and contractual complexity. Holding more cash would improve resilience but compete with dividends, debt reduction, automation</w:t>
+      </w:r>
+      <w:r>
+        <w:t>, and plant investment.</w:t>
       </w:r>
     </w:p>
     <w:p>
@@ -3918,7 +3952,205 @@
         <w:pStyle w:val="Heading1"/>
       </w:pPr>
       <w:r>
-        <w:t>Framing questions</w:t>
+        <w:t>Discussion Questions</w:t>
+      </w:r>
+    </w:p>
+    <w:p>
+      <w:pPr>
+        <w:pStyle w:val="DiscussionQuestion"/>
+        <w:numPr>
+          <w:ilvl w:val="0"/>
+          <w:numId w:val="12"/>
+        </w:numPr>
+        <w:spacing w:after="40"/>
+        <w:rPr>
+          <w:sz w:val="22"/>
+        </w:rPr>
+      </w:pPr>
+      <w:r>
+        <w:rPr>
+          <w:sz w:val="22"/>
+        </w:rPr>
+        <w:t>What is the central business problem facing Northbridge, and why is it broader than choosing whether to adopt a supplier-finance platform?</w:t>
+      </w:r>
+    </w:p>
+    <w:p>
+      <w:pPr>
+        <w:pStyle w:val="DiscussionQuestion"/>
+        <w:numPr>
+          <w:ilvl w:val="0"/>
+          <w:numId w:val="12"/>
+        </w:numPr>
+        <w:spacing w:after="40"/>
+        <w:rPr>
+          <w:sz w:val="22"/>
+        </w:rPr>
+      </w:pPr>
+      <w:r>
+        <w:rPr>
+          <w:sz w:val="22"/>
+        </w:rPr>
+        <w:t>Which suppliers should receive priority, and what information should determine eligibility or company support?</w:t>
+      </w:r>
+    </w:p>
+    <w:p>
+      <w:pPr>
+        <w:pStyle w:val="DiscussionQuestion"/>
+        <w:numPr>
+          <w:ilvl w:val="0"/>
+          <w:numId w:val="12"/>
+        </w:numPr>
+        <w:spacing w:after="40"/>
+        <w:rPr>
+          <w:sz w:val="22"/>
+        </w:rPr>
+      </w:pPr>
+      <w:r>
+        <w:rPr>
+          <w:sz w:val="22"/>
+        </w:rPr>
+        <w:t>How should Northbridge compare the value of retaining cash with the risk of weakening financially vulnerable suppliers?</w:t>
+      </w:r>
+    </w:p>
+    <w:p>
+      <w:pPr>
+        <w:pStyle w:val="DiscussionQuestion"/>
+        <w:numPr>
+          <w:ilvl w:val="0"/>
+          <w:numId w:val="12"/>
+        </w:numPr>
+        <w:spacing w:after="40"/>
+        <w:rPr>
+          <w:sz w:val="22"/>
+        </w:rPr>
+      </w:pPr>
+      <w:r>
+        <w:rPr>
+          <w:sz w:val="22"/>
+        </w:rPr>
+        <w:t>Should payment terms be extended for suppliers that can obtain early payment through the bank? Why or why not?</w:t>
+      </w:r>
+    </w:p>
+    <w:p>
+      <w:pPr>
+        <w:pStyle w:val="DiscussionQuestion"/>
+        <w:numPr>
+          <w:ilvl w:val="0"/>
+          <w:numId w:val="12"/>
+        </w:numPr>
+        <w:spacing w:after="40"/>
+        <w:rPr>
+          <w:sz w:val="22"/>
+        </w:rPr>
+      </w:pPr>
+      <w:r>
+        <w:rPr>
+          <w:sz w:val="22"/>
+        </w:rPr>
+        <w:t>How should invoice-approval speed affect the design and timing of the program?</w:t>
+      </w:r>
+    </w:p>
+    <w:p>
+      <w:pPr>
+        <w:pStyle w:val="DiscussionQuestion"/>
+        <w:numPr>
+          <w:ilvl w:val="0"/>
+          <w:numId w:val="12"/>
+        </w:numPr>
+        <w:spacing w:after="40"/>
+        <w:rPr>
+          <w:sz w:val="22"/>
+        </w:rPr>
+      </w:pPr>
+      <w:r>
+        <w:rPr>
+          <w:sz w:val="22"/>
+        </w:rPr>
+        <w:t>Which financial risks should Northbridge insure or hedge, and which should it retain?</w:t>
+      </w:r>
+    </w:p>
+    <w:p>
+      <w:pPr>
+        <w:pStyle w:val="DiscussionQuestion"/>
+        <w:numPr>
+          <w:ilvl w:val="0"/>
+          <w:numId w:val="12"/>
+        </w:numPr>
+        <w:spacing w:after="40"/>
+        <w:rPr>
+          <w:sz w:val="22"/>
+        </w:rPr>
+      </w:pPr>
+      <w:r>
+        <w:rPr>
+          <w:sz w:val="22"/>
+        </w:rPr>
+        <w:t>How should the company address suppliers that are operationally critical but fail the bank’s financial or compliance screens?</w:t>
+      </w:r>
+    </w:p>
+    <w:p>
+      <w:pPr>
+        <w:pStyle w:val="DiscussionQuestion"/>
+        <w:numPr>
+          <w:ilvl w:val="0"/>
+          <w:numId w:val="12"/>
+        </w:numPr>
+        <w:spacing w:after="40"/>
+        <w:rPr>
+          <w:sz w:val="22"/>
+        </w:rPr>
+      </w:pPr>
+      <w:r>
+        <w:rPr>
+          <w:sz w:val="22"/>
+        </w:rPr>
+        <w:t>What could go wrong if Northbridge relies heavily on one bank or one digital platform?</w:t>
+      </w:r>
+    </w:p>
+    <w:p>
+      <w:pPr>
+        <w:pStyle w:val="DiscussionQuestion"/>
+        <w:numPr>
+          <w:ilvl w:val="0"/>
+          <w:numId w:val="12"/>
+        </w:numPr>
+        <w:spacing w:after="40"/>
+        <w:rPr>
+          <w:sz w:val="22"/>
+        </w:rPr>
+      </w:pPr>
+      <w:r>
+        <w:rPr>
+          <w:sz w:val="22"/>
+        </w:rPr>
+        <w:t>What additional data or pilot would be most valuable before making a broader commitment?</w:t>
+      </w:r>
+    </w:p>
+    <w:p>
+      <w:pPr>
+        <w:pStyle w:val="DiscussionQuestion"/>
+        <w:numPr>
+          <w:ilvl w:val="0"/>
+          <w:numId w:val="12"/>
+        </w:numPr>
+        <w:spacing w:after="40"/>
+        <w:rPr>
+          <w:sz w:val="22"/>
+        </w:rPr>
+      </w:pPr>
+      <w:r>
+        <w:rPr>
+          <w:sz w:val="22"/>
+        </w:rPr>
+        <w:t>What actions should Chen recommend immediately, and which decisions should remain conditional on future events?</w:t>
+      </w:r>
+    </w:p>
+    <w:p>
+      <w:pPr>
+        <w:pStyle w:val="Heading1"/>
+      </w:pPr>
+      <w:r>
+        <w:t>Decision Framing Questions</w:t>
       </w:r>
     </w:p>
     <w:p>
@@ -3930,15 +4162,7 @@
         </w:numPr>
       </w:pPr>
       <w:r>
-        <w:t xml:space="preserve">Identify the different metrics that can be used to evaluate every aspect of the performance of the system?  Organize these into a pyramid to indicate </w:t>
-      </w:r>
-      <w:proofErr w:type="gramStart"/>
-      <w:r>
-        <w:t>the relative</w:t>
-      </w:r>
-      <w:proofErr w:type="gramEnd"/>
-      <w:r>
-        <w:t xml:space="preserve"> importance, following the style given here.</w:t>
+        <w:t>Identify the different metrics that can be used to evaluate every aspect of the performance of the system?  Organize these into a pyramid to indicate the relative importance, following the style given here.</w:t>
       </w:r>
     </w:p>
     <w:p>
@@ -4054,7 +4278,6 @@
         </w:numPr>
       </w:pPr>
       <w:r>
-        <w:lastRenderedPageBreak/>
         <w:t>Which sources of uncertainty represent forms of risk that are not properly captured using averages?</w:t>
       </w:r>
     </w:p>
@@ -4103,213 +4326,7 @@
         </w:numPr>
       </w:pPr>
       <w:r>
-        <w:t xml:space="preserve">Using the same </w:t>
-      </w:r>
-      <w:proofErr w:type="gramStart"/>
-      <w:r>
-        <w:t>decision</w:t>
-      </w:r>
-      <w:proofErr w:type="gramEnd"/>
-      <w:r>
-        <w:t xml:space="preserve"> you identified in (6), identify the people, departments, groups or organizations that you would need to work with to implement the decision?</w:t>
-      </w:r>
-    </w:p>
-    <w:p>
-      <w:pPr>
-        <w:pStyle w:val="Heading1"/>
-      </w:pPr>
-      <w:r>
-        <w:t>Discussion Questions</w:t>
-      </w:r>
-    </w:p>
-    <w:p>
-      <w:pPr>
-        <w:pStyle w:val="DiscussionQuestion"/>
-        <w:numPr>
-          <w:ilvl w:val="0"/>
-          <w:numId w:val="12"/>
-        </w:numPr>
-        <w:spacing w:after="40"/>
-        <w:rPr>
-          <w:sz w:val="22"/>
-        </w:rPr>
-      </w:pPr>
-      <w:r>
-        <w:rPr>
-          <w:sz w:val="22"/>
-        </w:rPr>
-        <w:t>What is the central business problem facing Northbridge, and why is it broader than choosing whether to adopt a supplier-finance platform?</w:t>
-      </w:r>
-    </w:p>
-    <w:p>
-      <w:pPr>
-        <w:pStyle w:val="DiscussionQuestion"/>
-        <w:numPr>
-          <w:ilvl w:val="0"/>
-          <w:numId w:val="12"/>
-        </w:numPr>
-        <w:spacing w:after="40"/>
-        <w:rPr>
-          <w:sz w:val="22"/>
-        </w:rPr>
-      </w:pPr>
-      <w:r>
-        <w:rPr>
-          <w:sz w:val="22"/>
-        </w:rPr>
-        <w:t>Which suppliers should receive priority, and what information should determine eligibility or company support?</w:t>
-      </w:r>
-    </w:p>
-    <w:p>
-      <w:pPr>
-        <w:pStyle w:val="DiscussionQuestion"/>
-        <w:numPr>
-          <w:ilvl w:val="0"/>
-          <w:numId w:val="12"/>
-        </w:numPr>
-        <w:spacing w:after="40"/>
-        <w:rPr>
-          <w:sz w:val="22"/>
-        </w:rPr>
-      </w:pPr>
-      <w:r>
-        <w:rPr>
-          <w:sz w:val="22"/>
-        </w:rPr>
-        <w:t>How should Northbridge compare the value of retaining cash with the risk of weakening financially vulnerable suppliers?</w:t>
-      </w:r>
-    </w:p>
-    <w:p>
-      <w:pPr>
-        <w:pStyle w:val="DiscussionQuestion"/>
-        <w:numPr>
-          <w:ilvl w:val="0"/>
-          <w:numId w:val="12"/>
-        </w:numPr>
-        <w:spacing w:after="40"/>
-        <w:rPr>
-          <w:sz w:val="22"/>
-        </w:rPr>
-      </w:pPr>
-      <w:r>
-        <w:rPr>
-          <w:sz w:val="22"/>
-        </w:rPr>
-        <w:t>Should payment terms be extended for suppliers that can obtain early payment through the bank? Why or why not?</w:t>
-      </w:r>
-    </w:p>
-    <w:p>
-      <w:pPr>
-        <w:pStyle w:val="DiscussionQuestion"/>
-        <w:numPr>
-          <w:ilvl w:val="0"/>
-          <w:numId w:val="12"/>
-        </w:numPr>
-        <w:spacing w:after="40"/>
-        <w:rPr>
-          <w:sz w:val="22"/>
-        </w:rPr>
-      </w:pPr>
-      <w:r>
-        <w:rPr>
-          <w:sz w:val="22"/>
-        </w:rPr>
-        <w:t>How should invoice-approval speed affect the design and timing of the program?</w:t>
-      </w:r>
-    </w:p>
-    <w:p>
-      <w:pPr>
-        <w:pStyle w:val="DiscussionQuestion"/>
-        <w:numPr>
-          <w:ilvl w:val="0"/>
-          <w:numId w:val="12"/>
-        </w:numPr>
-        <w:spacing w:after="40"/>
-        <w:rPr>
-          <w:sz w:val="22"/>
-        </w:rPr>
-      </w:pPr>
-      <w:r>
-        <w:rPr>
-          <w:sz w:val="22"/>
-        </w:rPr>
-        <w:t>Which financial risks should Northbridge insure or hedge, and which should it retain?</w:t>
-      </w:r>
-    </w:p>
-    <w:p>
-      <w:pPr>
-        <w:pStyle w:val="DiscussionQuestion"/>
-        <w:numPr>
-          <w:ilvl w:val="0"/>
-          <w:numId w:val="12"/>
-        </w:numPr>
-        <w:spacing w:after="40"/>
-        <w:rPr>
-          <w:sz w:val="22"/>
-        </w:rPr>
-      </w:pPr>
-      <w:r>
-        <w:rPr>
-          <w:sz w:val="22"/>
-        </w:rPr>
-        <w:t>How should the company address suppliers that are operationally critical but fail the bank’s financial or compliance screens?</w:t>
-      </w:r>
-    </w:p>
-    <w:p>
-      <w:pPr>
-        <w:pStyle w:val="DiscussionQuestion"/>
-        <w:numPr>
-          <w:ilvl w:val="0"/>
-          <w:numId w:val="12"/>
-        </w:numPr>
-        <w:spacing w:after="40"/>
-        <w:rPr>
-          <w:sz w:val="22"/>
-        </w:rPr>
-      </w:pPr>
-      <w:r>
-        <w:rPr>
-          <w:sz w:val="22"/>
-        </w:rPr>
-        <w:t>What could go wrong if Northbridge relies heavily on one bank or one digital platform?</w:t>
-      </w:r>
-    </w:p>
-    <w:p>
-      <w:pPr>
-        <w:pStyle w:val="DiscussionQuestion"/>
-        <w:numPr>
-          <w:ilvl w:val="0"/>
-          <w:numId w:val="12"/>
-        </w:numPr>
-        <w:spacing w:after="40"/>
-        <w:rPr>
-          <w:sz w:val="22"/>
-        </w:rPr>
-      </w:pPr>
-      <w:r>
-        <w:rPr>
-          <w:sz w:val="22"/>
-        </w:rPr>
-        <w:t>What additional data or pilot would be most valuable before making a broader commitment?</w:t>
-      </w:r>
-    </w:p>
-    <w:p>
-      <w:pPr>
-        <w:pStyle w:val="DiscussionQuestion"/>
-        <w:numPr>
-          <w:ilvl w:val="0"/>
-          <w:numId w:val="12"/>
-        </w:numPr>
-        <w:spacing w:after="40"/>
-        <w:rPr>
-          <w:sz w:val="22"/>
-        </w:rPr>
-      </w:pPr>
-      <w:r>
-        <w:rPr>
-          <w:sz w:val="22"/>
-        </w:rPr>
-        <w:t>What actions should Chen recommend immediately, and which decisions should remain conditional on future events?</w:t>
+        <w:t>Using the same decision you identified in (6), identify the people, departments, groups or organizations that you would need to work with to implement the decision?</w:t>
       </w:r>
     </w:p>
     <w:p>
@@ -4374,15 +4391,7 @@
     </w:p>
     <w:p>
       <w:r>
-        <w:t xml:space="preserve">Write a </w:t>
-      </w:r>
-      <w:proofErr w:type="gramStart"/>
-      <w:r>
-        <w:t>4-6 page</w:t>
-      </w:r>
-      <w:proofErr w:type="gramEnd"/>
-      <w:r>
-        <w:t xml:space="preserve"> case study based on the material in the section at https://warrenpowell.org/bridging-vol1/chapter-2/#supplychainfinance. Create a context based on the metrics, decisions and uncertainties in the section, but without explicitly calling attention to them. motivate your case problem with data.</w:t>
+        <w:t>Write a 4-6 page case study based on the material in the section at https://warrenpowell.org/bridging-vol1/chapter-2/#supplychainfinance. Create a context based on the metrics, decisions and uncertainties in the section, but without explicitly calling attention to them. motivate your case problem with data.</w:t>
       </w:r>
     </w:p>
     <w:p>
@@ -4395,11 +4404,7 @@
     </w:p>
     <w:p>
       <w:r>
-        <w:t xml:space="preserve">The case follows a fictional manufacturer whose suppliers are requesting faster payment while the company is trying to preserve cash, absorb tariff-related costs, finance additional inventory, and maintain its credit position. It considers supplier financing, early-payment discounts, payment terms, invoice approval, </w:t>
-      </w:r>
-      <w:r>
-        <w:lastRenderedPageBreak/>
-        <w:t>insurance, currency hedging, cash reserves, and support for financially vulnerable suppliers without identifying a preferred solution.</w:t>
+        <w:t>The case follows a fictional manufacturer whose suppliers are requesting faster payment while the company is trying to preserve cash, absorb tariff-related costs, finance additional inventory, and maintain its credit position. It considers supplier financing, early-payment discounts, payment terms, invoice approval, insurance, currency hedging, cash reserves, and support for financially vulnerable suppliers without identifying a preferred solution.</w:t>
       </w:r>
     </w:p>
     <w:sectPr>

--- a/assets/cases/Northbridge_Supply_Chain_Finance_Case.docx
+++ b/assets/cases/Northbridge_Supply_Chain_Finance_Case.docx
@@ -4162,7 +4162,7 @@
         </w:numPr>
       </w:pPr>
       <w:r>
-        <w:t>Identify the different metrics that can be used to evaluate every aspect of the performance of the system?  Organize these into a pyramid to indicate the relative importance, following the style given here.</w:t>
+        <w:t xml:space="preserve">Identify and describe the responsibilities of the decision maker. This should set the scope of the problem.</w:t>
       </w:r>
     </w:p>
     <w:p>
@@ -4174,29 +4174,18 @@
         </w:numPr>
       </w:pPr>
       <w:r>
-        <w:t xml:space="preserve">What are the types of decisions? Use the </w:t>
+        <w:t xml:space="preserve">Use the </w:t>
       </w:r>
-      <w:hyperlink r:id="rId8" w:anchor="types-of-decision-settings" w:history="1">
+      <w:hyperlink r:id="rId16">
         <w:r>
           <w:rPr>
             <w:rStyle w:val="Hyperlink"/>
           </w:rPr>
-          <w:t>list of decision types here as a guide</w:t>
+          <w:t xml:space="preserve">metrics pyramid tool</w:t>
         </w:r>
       </w:hyperlink>
       <w:r>
-        <w:t xml:space="preserve">, illustrated by the </w:t>
-      </w:r>
-      <w:hyperlink r:id="rId9" w:anchor="from-apps-to-types" w:history="1">
-        <w:r>
-          <w:rPr>
-            <w:rStyle w:val="Hyperlink"/>
-          </w:rPr>
-          <w:t>applications here</w:t>
-        </w:r>
-      </w:hyperlink>
-      <w:r>
-        <w:t xml:space="preserve">.  </w:t>
+        <w:t xml:space="preserve"> to identify and prioritize the different performance metrics. Click on the oval holding the metric to identify whether it is a metric to be maximized (green), minimized (red), a target that is a floor (light green) or a ceiling (light red), or finally a target (purple).</w:t>
       </w:r>
     </w:p>
     <w:p>
@@ -4210,16 +4199,27 @@
       <w:r>
         <w:t xml:space="preserve">Use the </w:t>
       </w:r>
-      <w:hyperlink r:id="rId10" w:history="1">
+      <w:hyperlink r:id="rId17">
         <w:r>
           <w:rPr>
             <w:rStyle w:val="Hyperlink"/>
           </w:rPr>
-          <w:t>interactive framing matrix here</w:t>
+          <w:t xml:space="preserve">decision prioritization tool</w:t>
         </w:r>
       </w:hyperlink>
       <w:r>
-        <w:t xml:space="preserve"> to fill out the performance metrics along the top (from most to least important) followed by the list of decisions (in any order).  Use your judgment to assess whether the impact of each decision on each metric is H (high impact), M (medium), L (low) or N (none).  Finally, use the resulting matrix to rank the decisions in terms of their impact on the most important metrics.</w:t>
+        <w:t xml:space="preserve"> to first list the different types of decisions (use the </w:t>
+      </w:r>
+      <w:hyperlink r:id="rId18">
+        <w:r>
+          <w:rPr>
+            <w:rStyle w:val="Hyperlink"/>
+          </w:rPr>
+          <w:t xml:space="preserve">types of decisions</w:t>
+        </w:r>
+      </w:hyperlink>
+      <w:r>
+        <w:t xml:space="preserve"> as a guide). These will then populate the rows of the matrix to the right, where the columns are the performance metrics sorted left to right by the priority in the pyramid above. Click on each cell to indicate if the impact of the decision on each metric is high (red), medium (orange), low (yellow) or none (white).</w:t>
       </w:r>
     </w:p>
     <w:p>
@@ -4231,18 +4231,7 @@
         </w:numPr>
       </w:pPr>
       <w:r>
-        <w:t xml:space="preserve">What are the different sources of uncertainty?  Use the </w:t>
-      </w:r>
-      <w:hyperlink r:id="rId11" w:anchor="categories" w:history="1">
-        <w:r>
-          <w:rPr>
-            <w:rStyle w:val="Hyperlink"/>
-          </w:rPr>
-          <w:t>12 categories of uncertainty here as a guide</w:t>
-        </w:r>
-      </w:hyperlink>
-      <w:r>
-        <w:t>.</w:t>
+        <w:t xml:space="preserve">You can grab the handle (three bars) farthest to the left on each row to move it up or down. Sort the rows so that the decisions with the greatest impact on the most important metrics are toward the top. The cells in the upper left-hand corner should have the greatest concentration of red and orange cells. At this point identify the decisions that should receive the most attention in your study. If you do not have any decisions with a medium or high impact on the most important metrics, revisit your list of decisions.</w:t>
       </w:r>
     </w:p>
     <w:p>
@@ -4254,7 +4243,41 @@
         </w:numPr>
       </w:pPr>
       <w:r>
-        <w:t>Repeat the exercise in (3), but this time using uncertainties instead of decisions.</w:t>
+        <w:t xml:space="preserve">Repeat the process to list and prioritize the uncertainties using the </w:t>
+      </w:r>
+      <w:hyperlink r:id="rId19">
+        <w:r>
+          <w:rPr>
+            <w:rStyle w:val="Hyperlink"/>
+          </w:rPr>
+          <w:t xml:space="preserve">uncertainty prioritization tool</w:t>
+        </w:r>
+      </w:hyperlink>
+      <w:r>
+        <w:t xml:space="preserve">. Use the </w:t>
+      </w:r>
+      <w:hyperlink r:id="rId20">
+        <w:r>
+          <w:rPr>
+            <w:rStyle w:val="Hyperlink"/>
+          </w:rPr>
+          <w:t xml:space="preserve">categories of uncertainty</w:t>
+        </w:r>
+      </w:hyperlink>
+      <w:r>
+        <w:t xml:space="preserve"> to help you identify these.</w:t>
+      </w:r>
+    </w:p>
+    <w:p>
+      <w:pPr>
+        <w:pStyle w:val="ListParagraph"/>
+        <w:numPr>
+          <w:ilvl w:val="0"/>
+          <w:numId w:val="10"/>
+        </w:numPr>
+      </w:pPr>
+      <w:r>
+        <w:t xml:space="preserve">It is important to differentiate uncertainties that can be evaluated on average, or as risk events:</w:t>
       </w:r>
     </w:p>
     <w:p>
@@ -4266,7 +4289,7 @@
         </w:numPr>
       </w:pPr>
       <w:r>
-        <w:t>Which sources of uncertainty would be captured using average performance over time?</w:t>
+        <w:t xml:space="preserve">Which sources of uncertainty would be captured using average performance over time?</w:t>
       </w:r>
     </w:p>
     <w:p>
@@ -4278,7 +4301,7 @@
         </w:numPr>
       </w:pPr>
       <w:r>
-        <w:t>Which sources of uncertainty represent forms of risk that are not properly captured using averages?</w:t>
+        <w:t xml:space="preserve">Which sources of uncertainty represent forms of risk that are not properly captured using averages?</w:t>
       </w:r>
     </w:p>
     <w:p>
@@ -4290,7 +4313,7 @@
         </w:numPr>
       </w:pPr>
       <w:r>
-        <w:t xml:space="preserve">Choose the single decision that seems to have the highest impact on the most important metric.  </w:t>
+        <w:t xml:space="preserve">Choose the single decision that seems to have the highest impact on the most important metric.</w:t>
       </w:r>
     </w:p>
     <w:p>
@@ -4302,7 +4325,7 @@
         </w:numPr>
       </w:pPr>
       <w:r>
-        <w:t>What approach do you think you would use to make this decision?</w:t>
+        <w:t xml:space="preserve">What approach do you think you would use to make this decision?</w:t>
       </w:r>
     </w:p>
     <w:p>
@@ -4314,7 +4337,7 @@
         </w:numPr>
       </w:pPr>
       <w:r>
-        <w:t>What data appears to be necessary to make this decision, including the calculation of any performance metrics where the decision would have a high or medium impact.</w:t>
+        <w:t xml:space="preserve">What data appears to be necessary to make this decision, including the calculation of any performance metrics where the decision would have a high or medium impact.</w:t>
       </w:r>
     </w:p>
     <w:p>
@@ -4326,7 +4349,7 @@
         </w:numPr>
       </w:pPr>
       <w:r>
-        <w:t>Using the same decision you identified in (6), identify the people, departments, groups or organizations that you would need to work with to implement the decision?</w:t>
+        <w:t xml:space="preserve">Using the same decision you identified in (7), identify the people, departments, groups or organizations that you would need to work with to implement the decision.</w:t>
       </w:r>
     </w:p>
     <w:p>
